--- a/ploteo/pruebas_uni/mis_pruebas/INFORME_DETALLADO_MIS_TESTS_M1_M5.docx
+++ b/ploteo/pruebas_uni/mis_pruebas/INFORME_DETALLADO_MIS_TESTS_M1_M5.docx
@@ -17,12 +17,12 @@
     </w:p>
     <w:p>
       <w:r>
-        <w:t>Los archivos viven en pruebas/mis_pruebas/ con prefijo test_m*.py y comentarios explicativos paso a paso para facilitar la comprensión de cada caso.</w:t>
+        <w:t>Los archivos viven en pruebas_uni/mis_pruebas/ con prefijo test_m*.py y comentarios explicativos paso a paso para facilitar la comprensión de cada caso.</w:t>
       </w:r>
     </w:p>
     <w:p>
       <w:r>
-        <w:t>Generado el 02/09/2026.</w:t>
+        <w:t>Generado el 08/09/2026.</w:t>
       </w:r>
     </w:p>
     <w:p>
@@ -2724,7 +2724,7 @@
         <w:pStyle w:val="ListBullet"/>
       </w:pPr>
       <w:r>
-        <w:t>python3 -m pytest pruebas/mis_pruebas -v</w:t>
+        <w:t>python3 -m pytest pruebas_uni/mis_pruebas -v</w:t>
       </w:r>
     </w:p>
     <w:p>
@@ -2732,7 +2732,7 @@
         <w:pStyle w:val="ListBullet"/>
       </w:pPr>
       <w:r>
-        <w:t>python3 -m pytest pruebas -v   (suite completa: 72 pruebas)</w:t>
+        <w:t>cd ploteo &amp;&amp; NEWPT_DATA_DIR=$PWD python3 -m pytest pruebas_uni -v   (suite completa: 72 pruebas)</w:t>
       </w:r>
     </w:p>
     <w:sectPr>

--- a/ploteo/pruebas_uni/mis_pruebas/INFORME_DETALLADO_MIS_TESTS_M1_M5.docx
+++ b/ploteo/pruebas_uni/mis_pruebas/INFORME_DETALLADO_MIS_TESTS_M1_M5.docx
@@ -22,7 +22,7 @@
     </w:p>
     <w:p>
       <w:r>
-        <w:t>Generado el 08/09/2026.</w:t>
+        <w:t>Generado el 09/09/2026.</w:t>
       </w:r>
     </w:p>
     <w:p>
@@ -891,7 +891,7 @@
               <w:rPr>
                 <w:sz w:val="17"/>
               </w:rPr>
-              <w:t>Sin marca 'csn_' devuelve None</w:t>
+              <w:t>Cualquier event_id es válido</w:t>
             </w:r>
           </w:p>
         </w:tc>
@@ -904,7 +904,7 @@
               <w:rPr>
                 <w:sz w:val="17"/>
               </w:rPr>
-              <w:t>Sin marca 'csn_' en el event_id (texto ajeno, vacío o None): la función la rechaza y devuelve None.</w:t>
+              <w:t>Línea válida con event_id genérico (ej. 'simulador2026rqhz'): se acepta y devuelve ev['event_id'] = el ID; texto vacío o None → None.</w:t>
             </w:r>
           </w:p>
         </w:tc>
